--- a/Day 1/Practice commands.docx
+++ b/Day 1/Practice commands.docx
@@ -3,9 +3,19 @@
 <w:document xmlns:wpc="http://schemas.microsoft.com/office/word/2010/wordprocessingCanvas" xmlns:cx="http://schemas.microsoft.com/office/drawing/2014/chartex" xmlns:cx1="http://schemas.microsoft.com/office/drawing/2015/9/8/chartex" xmlns:cx2="http://schemas.microsoft.com/office/drawing/2015/10/21/chartex" xmlns:cx3="http://schemas.microsoft.com/office/drawing/2016/5/9/chartex" xmlns:cx4="http://schemas.microsoft.com/office/drawing/2016/5/10/chartex" xmlns:cx5="http://schemas.microsoft.com/office/drawing/2016/5/11/chartex" xmlns:cx6="http://schemas.microsoft.com/office/drawing/2016/5/12/chartex" xmlns:cx7="http://schemas.microsoft.com/office/drawing/2016/5/13/chartex" xmlns:cx8="http://schemas.microsoft.com/office/drawing/2016/5/14/chartex" xmlns:mc="http://schemas.openxmlformats.org/markup-compatibility/2006" xmlns:aink="http://schemas.microsoft.com/office/drawing/2016/ink" xmlns:am3d="http://schemas.microsoft.com/office/drawing/2017/model3d" xmlns:o="urn:schemas-microsoft-com:office:office" xmlns:oel="http://schemas.microsoft.com/office/2019/extlst" xmlns:r="http://schemas.openxmlformats.org/officeDocument/2006/relationships" xmlns:m="http://schemas.openxmlformats.org/officeDocument/2006/math" xmlns:v="urn:schemas-microsoft-com:vml" xmlns:wp14="http://schemas.microsoft.com/office/word/2010/wordprocessingDrawing" xmlns:wp="http://schemas.openxmlformats.org/drawingml/2006/wordprocessingDrawing" xmlns:w10="urn:schemas-microsoft-com:office:word" xmlns:w="http://schemas.openxmlformats.org/wordprocessingml/2006/main" xmlns:w14="http://schemas.microsoft.com/office/word/2010/wordml" xmlns:w15="http://schemas.microsoft.com/office/word/2012/wordml" xmlns:w16cex="http://schemas.microsoft.com/office/word/2018/wordml/cex" xmlns:w16cid="http://schemas.microsoft.com/office/word/2016/wordml/cid" xmlns:w16="http://schemas.microsoft.com/office/word/2018/wordml" xmlns:w16du="http://schemas.microsoft.com/office/word/2023/wordml/word16du" xmlns:w16sdtdh="http://schemas.microsoft.com/office/word/2020/wordml/sdtdatahash" xmlns:w16sdtfl="http://schemas.microsoft.com/office/word/2024/wordml/sdtformatlock" xmlns:w16se="http://schemas.microsoft.com/office/word/2015/wordml/symex" xmlns:wpg="http://schemas.microsoft.com/office/word/2010/wordprocessingGroup" xmlns:wpi="http://schemas.microsoft.com/office/word/2010/wordprocessingInk" xmlns:wne="http://schemas.microsoft.com/office/word/2006/wordml" xmlns:wps="http://schemas.microsoft.com/office/word/2010/wordprocessingShape" mc:Ignorable="w14 w15 w16se w16cid w16 w16cex w16sdtdh w16sdtfl w16du wp14">
   <w:body>
     <w:p>
-      <w:r>
-        <w:t>mkdir Networkinglab</w:t>
-      </w:r>
+      <w:proofErr w:type="spellStart"/>
+      <w:r>
+        <w:t>mkdir</w:t>
+      </w:r>
+      <w:proofErr w:type="spellEnd"/>
+      <w:r>
+        <w:t xml:space="preserve"> </w:t>
+      </w:r>
+      <w:proofErr w:type="spellStart"/>
+      <w:r>
+        <w:t>Networkinglab</w:t>
+      </w:r>
+      <w:proofErr w:type="spellEnd"/>
     </w:p>
     <w:p>
       <w:r>
@@ -13,13 +23,31 @@
       </w:r>
     </w:p>
     <w:p>
-      <w:r>
-        <w:t>mkdir Day1</w:t>
-      </w:r>
-    </w:p>
-    <w:p>
-      <w:r>
-        <w:t>mkdir -p ~/Networkinglab/Day1</w:t>
+      <w:proofErr w:type="spellStart"/>
+      <w:r>
+        <w:t>mkdir</w:t>
+      </w:r>
+      <w:proofErr w:type="spellEnd"/>
+      <w:r>
+        <w:t xml:space="preserve"> Day1</w:t>
+      </w:r>
+    </w:p>
+    <w:p>
+      <w:proofErr w:type="spellStart"/>
+      <w:r>
+        <w:t>mkdir</w:t>
+      </w:r>
+      <w:proofErr w:type="spellEnd"/>
+      <w:r>
+        <w:t xml:space="preserve"> -p ~/</w:t>
+      </w:r>
+      <w:proofErr w:type="spellStart"/>
+      <w:r>
+        <w:t>Networkinglab</w:t>
+      </w:r>
+      <w:proofErr w:type="spellEnd"/>
+      <w:r>
+        <w:t>/Day1</w:t>
       </w:r>
     </w:p>
     <w:p>
@@ -47,7 +75,15 @@
         <w:sym w:font="Wingdings" w:char="F0E8"/>
       </w:r>
       <w:r>
-        <w:t xml:space="preserve"> Networkinglab  </w:t>
+        <w:t xml:space="preserve"> </w:t>
+      </w:r>
+      <w:proofErr w:type="spellStart"/>
+      <w:r>
+        <w:t>Networkinglab</w:t>
+      </w:r>
+      <w:proofErr w:type="spellEnd"/>
+      <w:r>
+        <w:t xml:space="preserve">  </w:t>
       </w:r>
       <w:r>
         <w:sym w:font="Wingdings" w:char="F0E8"/>
@@ -126,12 +162,28 @@
     </w:p>
     <w:p>
       <w:r>
-        <w:t>geetha@LAPTOP-0TBPBTEL:~/Linuxtraining/Documents$ rm employee.txt</w:t>
-      </w:r>
-    </w:p>
-    <w:p>
-      <w:r>
-        <w:t>geetha@LAPTOP-0TBPBTEL:~/Linuxtraining/Documents$ "Employee: Ishwa Bharath" &gt;employee.txt</w:t>
+        <w:t>geetha@LAPTOP-0TBPBTEL:~/</w:t>
+      </w:r>
+      <w:proofErr w:type="spellStart"/>
+      <w:r>
+        <w:t>Linuxtraining</w:t>
+      </w:r>
+      <w:proofErr w:type="spellEnd"/>
+      <w:r>
+        <w:t>/Documents$ rm employee.txt</w:t>
+      </w:r>
+    </w:p>
+    <w:p>
+      <w:r>
+        <w:t>geetha@LAPTOP-0TBPBTEL:~/</w:t>
+      </w:r>
+      <w:proofErr w:type="spellStart"/>
+      <w:r>
+        <w:t>Linuxtraining</w:t>
+      </w:r>
+      <w:proofErr w:type="spellEnd"/>
+      <w:r>
+        <w:t>/Documents$ "Employee: Ishwa Bharath" &gt;employee.txt</w:t>
       </w:r>
     </w:p>
     <w:p>
@@ -141,12 +193,28 @@
     </w:p>
     <w:p>
       <w:r>
-        <w:t>geetha@LAPTOP-0TBPBTEL:~/Linuxtraining/Documents$ echo "Employee: Ishwa Bharath" &gt;employee.txt</w:t>
-      </w:r>
-    </w:p>
-    <w:p>
-      <w:r>
-        <w:t>geetha@LAPTOP-0TBPBTEL:~/Linuxtraining/Documents$ cat employee.txt</w:t>
+        <w:t>geetha@LAPTOP-0TBPBTEL:~/</w:t>
+      </w:r>
+      <w:proofErr w:type="spellStart"/>
+      <w:r>
+        <w:t>Linuxtraining</w:t>
+      </w:r>
+      <w:proofErr w:type="spellEnd"/>
+      <w:r>
+        <w:t>/Documents$ echo "Employee: Ishwa Bharath" &gt;employee.txt</w:t>
+      </w:r>
+    </w:p>
+    <w:p>
+      <w:r>
+        <w:t>geetha@LAPTOP-0TBPBTEL:~/</w:t>
+      </w:r>
+      <w:proofErr w:type="spellStart"/>
+      <w:r>
+        <w:t>Linuxtraining</w:t>
+      </w:r>
+      <w:proofErr w:type="spellEnd"/>
+      <w:r>
+        <w:t>/Documents$ cat employee.txt</w:t>
       </w:r>
     </w:p>
     <w:p>
@@ -156,17 +224,41 @@
     </w:p>
     <w:p>
       <w:r>
-        <w:t>geetha@LAPTOP-0TBPBTEL:~/Linuxtraining/Documents$ echo "second Employee: Neha" &gt;&gt; employee.txt</w:t>
-      </w:r>
-    </w:p>
-    <w:p>
-      <w:r>
-        <w:t>geetha@LAPTOP-0TBPBTEL:~/Linuxtraining/Documents$ echo "Third Employee: Jatin" &gt;&gt; employee.txt</w:t>
-      </w:r>
-    </w:p>
-    <w:p>
-      <w:r>
-        <w:t>geetha@LAPTOP-0TBPBTEL:~/Linuxtraining/Documents$ cat employee.txt</w:t>
+        <w:t>geetha@LAPTOP-0TBPBTEL:~/</w:t>
+      </w:r>
+      <w:proofErr w:type="spellStart"/>
+      <w:r>
+        <w:t>Linuxtraining</w:t>
+      </w:r>
+      <w:proofErr w:type="spellEnd"/>
+      <w:r>
+        <w:t>/Documents$ echo "second Employee: Neha" &gt;&gt; employee.txt</w:t>
+      </w:r>
+    </w:p>
+    <w:p>
+      <w:r>
+        <w:t>geetha@LAPTOP-0TBPBTEL:~/</w:t>
+      </w:r>
+      <w:proofErr w:type="spellStart"/>
+      <w:r>
+        <w:t>Linuxtraining</w:t>
+      </w:r>
+      <w:proofErr w:type="spellEnd"/>
+      <w:r>
+        <w:t>/Documents$ echo "Third Employee: Jatin" &gt;&gt; employee.txt</w:t>
+      </w:r>
+    </w:p>
+    <w:p>
+      <w:r>
+        <w:t>geetha@LAPTOP-0TBPBTEL:~/</w:t>
+      </w:r>
+      <w:proofErr w:type="spellStart"/>
+      <w:r>
+        <w:t>Linuxtraining</w:t>
+      </w:r>
+      <w:proofErr w:type="spellEnd"/>
+      <w:r>
+        <w:t>/Documents$ cat employee.txt</w:t>
       </w:r>
     </w:p>
     <w:p>
@@ -195,13 +287,43 @@
     </w:p>
     <w:p>
       <w:r>
-        <w:t xml:space="preserve">geetha@LAPTOP-0TBPBTEL:~/Linuxtraining/Documents$ </w:t>
-      </w:r>
+        <w:t>geetha@LAPTOP-0TBPBTEL:~/</w:t>
+      </w:r>
+      <w:proofErr w:type="spellStart"/>
+      <w:r>
+        <w:t>Linuxtraining</w:t>
+      </w:r>
+      <w:proofErr w:type="spellEnd"/>
+      <w:r>
+        <w:t xml:space="preserve">/Documents$ </w:t>
+      </w:r>
+      <w:proofErr w:type="spellStart"/>
       <w:r>
         <w:rPr>
           <w:highlight w:val="yellow"/>
         </w:rPr>
-        <w:t>sed -i '2d' employee.txt</w:t>
+        <w:t>sed</w:t>
+      </w:r>
+      <w:proofErr w:type="spellEnd"/>
+      <w:r>
+        <w:rPr>
+          <w:highlight w:val="yellow"/>
+        </w:rPr>
+        <w:t xml:space="preserve"> -</w:t>
+      </w:r>
+      <w:proofErr w:type="spellStart"/>
+      <w:r>
+        <w:rPr>
+          <w:highlight w:val="yellow"/>
+        </w:rPr>
+        <w:t>i</w:t>
+      </w:r>
+      <w:proofErr w:type="spellEnd"/>
+      <w:r>
+        <w:rPr>
+          <w:highlight w:val="yellow"/>
+        </w:rPr>
+        <w:t xml:space="preserve"> '2d' employee.txt</w:t>
       </w:r>
     </w:p>
     <w:p/>
@@ -221,9 +343,11 @@
             <w:tcW w:w="4508" w:type="dxa"/>
           </w:tcPr>
           <w:p>
+            <w:proofErr w:type="spellStart"/>
             <w:r>
               <w:t>sed</w:t>
             </w:r>
+            <w:proofErr w:type="spellEnd"/>
           </w:p>
         </w:tc>
         <w:tc>
@@ -245,8 +369,13 @@
           <w:p>
             <w:r>
               <w:lastRenderedPageBreak/>
-              <w:t>-i</w:t>
+              <w:t>-</w:t>
             </w:r>
+            <w:proofErr w:type="spellStart"/>
+            <w:r>
+              <w:t>i</w:t>
+            </w:r>
+            <w:proofErr w:type="spellEnd"/>
           </w:p>
         </w:tc>
         <w:tc>
@@ -331,7 +460,15 @@
     <w:p/>
     <w:p>
       <w:r>
-        <w:t>Few more sed commands</w:t>
+        <w:t xml:space="preserve">Few more </w:t>
+      </w:r>
+      <w:proofErr w:type="spellStart"/>
+      <w:r>
+        <w:t>sed</w:t>
+      </w:r>
+      <w:proofErr w:type="spellEnd"/>
+      <w:r>
+        <w:t xml:space="preserve"> commands</w:t>
       </w:r>
     </w:p>
     <w:tbl>
@@ -411,8 +548,13 @@
             <w:hideMark/>
           </w:tcPr>
           <w:p>
+            <w:proofErr w:type="spellStart"/>
             <w:r>
-              <w:t>sed '2d' employee.txt</w:t>
+              <w:t>sed</w:t>
+            </w:r>
+            <w:proofErr w:type="spellEnd"/>
+            <w:r>
+              <w:t xml:space="preserve"> '2d' employee.txt</w:t>
             </w:r>
           </w:p>
         </w:tc>
@@ -440,8 +582,21 @@
             <w:hideMark/>
           </w:tcPr>
           <w:p>
+            <w:proofErr w:type="spellStart"/>
             <w:r>
-              <w:t>sed -i '2d' employee.txt</w:t>
+              <w:t>sed</w:t>
+            </w:r>
+            <w:proofErr w:type="spellEnd"/>
+            <w:r>
+              <w:t xml:space="preserve"> -</w:t>
+            </w:r>
+            <w:proofErr w:type="spellStart"/>
+            <w:r>
+              <w:t>i</w:t>
+            </w:r>
+            <w:proofErr w:type="spellEnd"/>
+            <w:r>
+              <w:t xml:space="preserve"> '2d' employee.txt</w:t>
             </w:r>
           </w:p>
         </w:tc>
@@ -469,8 +624,21 @@
             <w:hideMark/>
           </w:tcPr>
           <w:p>
+            <w:proofErr w:type="spellStart"/>
             <w:r>
-              <w:t>sed -i '1d' employee.txt</w:t>
+              <w:t>sed</w:t>
+            </w:r>
+            <w:proofErr w:type="spellEnd"/>
+            <w:r>
+              <w:t xml:space="preserve"> -</w:t>
+            </w:r>
+            <w:proofErr w:type="spellStart"/>
+            <w:r>
+              <w:t>i</w:t>
+            </w:r>
+            <w:proofErr w:type="spellEnd"/>
+            <w:r>
+              <w:t xml:space="preserve"> '1d' employee.txt</w:t>
             </w:r>
           </w:p>
         </w:tc>
@@ -498,8 +666,21 @@
             <w:hideMark/>
           </w:tcPr>
           <w:p>
+            <w:proofErr w:type="spellStart"/>
             <w:r>
-              <w:t>sed -i '$d' employee.txt</w:t>
+              <w:t>sed</w:t>
+            </w:r>
+            <w:proofErr w:type="spellEnd"/>
+            <w:r>
+              <w:t xml:space="preserve"> -</w:t>
+            </w:r>
+            <w:proofErr w:type="spellStart"/>
+            <w:r>
+              <w:t>i</w:t>
+            </w:r>
+            <w:proofErr w:type="spellEnd"/>
+            <w:r>
+              <w:t xml:space="preserve"> '$d' employee.txt</w:t>
             </w:r>
           </w:p>
         </w:tc>
@@ -527,8 +708,21 @@
             <w:hideMark/>
           </w:tcPr>
           <w:p>
+            <w:proofErr w:type="spellStart"/>
             <w:r>
-              <w:t>sed -i '2,3d' employee.txt</w:t>
+              <w:t>sed</w:t>
+            </w:r>
+            <w:proofErr w:type="spellEnd"/>
+            <w:r>
+              <w:t xml:space="preserve"> -</w:t>
+            </w:r>
+            <w:proofErr w:type="spellStart"/>
+            <w:r>
+              <w:t>i</w:t>
+            </w:r>
+            <w:proofErr w:type="spellEnd"/>
+            <w:r>
+              <w:t xml:space="preserve"> '2,3d' employee.txt</w:t>
             </w:r>
           </w:p>
         </w:tc>
@@ -556,8 +750,21 @@
             <w:hideMark/>
           </w:tcPr>
           <w:p>
+            <w:proofErr w:type="spellStart"/>
             <w:r>
-              <w:t>sed -i '/Neha/d' employee.txt</w:t>
+              <w:t>sed</w:t>
+            </w:r>
+            <w:proofErr w:type="spellEnd"/>
+            <w:r>
+              <w:t xml:space="preserve"> -</w:t>
+            </w:r>
+            <w:proofErr w:type="spellStart"/>
+            <w:r>
+              <w:t>i</w:t>
+            </w:r>
+            <w:proofErr w:type="spellEnd"/>
+            <w:r>
+              <w:t xml:space="preserve"> '/Neha/d' employee.txt</w:t>
             </w:r>
           </w:p>
         </w:tc>
@@ -578,7 +785,15 @@
     <w:p/>
     <w:p>
       <w:r>
-        <w:t>geetha@LAPTOP-0TBPBTEL:~/Linuxtraining/Documents$ cat employee.txt</w:t>
+        <w:t>geetha@LAPTOP-0TBPBTEL:~/</w:t>
+      </w:r>
+      <w:proofErr w:type="spellStart"/>
+      <w:r>
+        <w:t>Linuxtraining</w:t>
+      </w:r>
+      <w:proofErr w:type="spellEnd"/>
+      <w:r>
+        <w:t>/Documents$ cat employee.txt</w:t>
       </w:r>
     </w:p>
     <w:p>
@@ -594,22 +809,54 @@
     <w:p/>
     <w:p>
       <w:r>
-        <w:t>geetha@LAPTOP-0TBPBTEL:~/Linuxtraining/Documents$ rm employee.txt</w:t>
-      </w:r>
-    </w:p>
-    <w:p>
-      <w:r>
-        <w:t>geetha@LAPTOP-0TBPBTEL:~/Linuxtraining/Documents$ ls</w:t>
-      </w:r>
-    </w:p>
-    <w:p>
-      <w:r>
-        <w:t>geetha@LAPTOP-0TBPBTEL:~/Linuxtraining/Documents$  echo "Employee: Ishwa Bharath" &gt;employee.txt</w:t>
-      </w:r>
-    </w:p>
-    <w:p>
-      <w:r>
-        <w:t>geetha@LAPTOP-0TBPBTEL:~/Linuxtraining/Documents$ ls</w:t>
+        <w:t>geetha@LAPTOP-0TBPBTEL:~/</w:t>
+      </w:r>
+      <w:proofErr w:type="spellStart"/>
+      <w:r>
+        <w:t>Linuxtraining</w:t>
+      </w:r>
+      <w:proofErr w:type="spellEnd"/>
+      <w:r>
+        <w:t>/Documents$ rm employee.txt</w:t>
+      </w:r>
+    </w:p>
+    <w:p>
+      <w:r>
+        <w:t>geetha@LAPTOP-0TBPBTEL:~/</w:t>
+      </w:r>
+      <w:proofErr w:type="spellStart"/>
+      <w:r>
+        <w:t>Linuxtraining</w:t>
+      </w:r>
+      <w:proofErr w:type="spellEnd"/>
+      <w:r>
+        <w:t>/Documents$ ls</w:t>
+      </w:r>
+    </w:p>
+    <w:p>
+      <w:r>
+        <w:t>geetha@LAPTOP-0TBPBTEL:~/</w:t>
+      </w:r>
+      <w:proofErr w:type="spellStart"/>
+      <w:r>
+        <w:t>Linuxtraining</w:t>
+      </w:r>
+      <w:proofErr w:type="spellEnd"/>
+      <w:r>
+        <w:t>/Documents$  echo "Employee: Ishwa Bharath" &gt;employee.txt</w:t>
+      </w:r>
+    </w:p>
+    <w:p>
+      <w:r>
+        <w:t>geetha@LAPTOP-0TBPBTEL:~/</w:t>
+      </w:r>
+      <w:proofErr w:type="spellStart"/>
+      <w:r>
+        <w:t>Linuxtraining</w:t>
+      </w:r>
+      <w:proofErr w:type="spellEnd"/>
+      <w:r>
+        <w:t>/Documents$ ls</w:t>
       </w:r>
     </w:p>
     <w:p>
@@ -619,7 +866,15 @@
     </w:p>
     <w:p>
       <w:r>
-        <w:t>geetha@LAPTOP-0TBPBTEL:~/Linuxtraining/Documents$ cat employee.txt</w:t>
+        <w:t>geetha@LAPTOP-0TBPBTEL:~/</w:t>
+      </w:r>
+      <w:proofErr w:type="spellStart"/>
+      <w:r>
+        <w:t>Linuxtraining</w:t>
+      </w:r>
+      <w:proofErr w:type="spellEnd"/>
+      <w:r>
+        <w:t>/Documents$ cat employee.txt</w:t>
       </w:r>
     </w:p>
     <w:p>
@@ -629,17 +884,41 @@
     </w:p>
     <w:p>
       <w:r>
-        <w:t>geetha@LAPTOP-0TBPBTEL:~/Linuxtraining/Documents$ echo "second Employee: Neha" &gt;&gt; employee.txt</w:t>
-      </w:r>
-    </w:p>
-    <w:p>
-      <w:r>
-        <w:t>geetha@LAPTOP-0TBPBTEL:~/Linuxtraining/Documents$ echo "Third Employee: Jatin" &gt;&gt; employee.txt</w:t>
-      </w:r>
-    </w:p>
-    <w:p>
-      <w:r>
-        <w:t>geetha@LAPTOP-0TBPBTEL:~/Linuxtraining/Documents$ cat employee.txt</w:t>
+        <w:t>geetha@LAPTOP-0TBPBTEL:~/</w:t>
+      </w:r>
+      <w:proofErr w:type="spellStart"/>
+      <w:r>
+        <w:t>Linuxtraining</w:t>
+      </w:r>
+      <w:proofErr w:type="spellEnd"/>
+      <w:r>
+        <w:t>/Documents$ echo "second Employee: Neha" &gt;&gt; employee.txt</w:t>
+      </w:r>
+    </w:p>
+    <w:p>
+      <w:r>
+        <w:t>geetha@LAPTOP-0TBPBTEL:~/</w:t>
+      </w:r>
+      <w:proofErr w:type="spellStart"/>
+      <w:r>
+        <w:t>Linuxtraining</w:t>
+      </w:r>
+      <w:proofErr w:type="spellEnd"/>
+      <w:r>
+        <w:t>/Documents$ echo "Third Employee: Jatin" &gt;&gt; employee.txt</w:t>
+      </w:r>
+    </w:p>
+    <w:p>
+      <w:r>
+        <w:t>geetha@LAPTOP-0TBPBTEL:~/</w:t>
+      </w:r>
+      <w:proofErr w:type="spellStart"/>
+      <w:r>
+        <w:t>Linuxtraining</w:t>
+      </w:r>
+      <w:proofErr w:type="spellEnd"/>
+      <w:r>
+        <w:t>/Documents$ cat employee.txt</w:t>
       </w:r>
     </w:p>
     <w:p>
@@ -660,7 +939,23 @@
     </w:p>
     <w:p>
       <w:r>
-        <w:t>geetha@LAPTOP-0TBPBTEL:~/Linuxtraining/Documents$ sed '2d' employee.txt</w:t>
+        <w:t>geetha@LAPTOP-0TBPBTEL:~/</w:t>
+      </w:r>
+      <w:proofErr w:type="spellStart"/>
+      <w:r>
+        <w:t>Linuxtraining</w:t>
+      </w:r>
+      <w:proofErr w:type="spellEnd"/>
+      <w:r>
+        <w:t xml:space="preserve">/Documents$ </w:t>
+      </w:r>
+      <w:proofErr w:type="spellStart"/>
+      <w:r>
+        <w:t>sed</w:t>
+      </w:r>
+      <w:proofErr w:type="spellEnd"/>
+      <w:r>
+        <w:t xml:space="preserve"> '2d' employee.txt</w:t>
       </w:r>
     </w:p>
     <w:p>
@@ -675,17 +970,49 @@
     </w:p>
     <w:p>
       <w:r>
-        <w:t>geetha@LAPTOP-0TBPBTEL:~/Linuxtraining/Documents$ echo "fourth Employee: Ravi" &gt;&gt; employee.txt</w:t>
-      </w:r>
-    </w:p>
-    <w:p>
-      <w:r>
-        <w:t>geetha@LAPTOP-0TBPBTEL:~/Linuxtraining/Documents$ echo "fifth Employee: RaviKumar" &gt;&gt; employee.txt</w:t>
-      </w:r>
-    </w:p>
-    <w:p>
-      <w:r>
-        <w:t>geetha@LAPTOP-0TBPBTEL:~/Linuxtraining/Documents$ cat employee.txt</w:t>
+        <w:t>geetha@LAPTOP-0TBPBTEL:~/</w:t>
+      </w:r>
+      <w:proofErr w:type="spellStart"/>
+      <w:r>
+        <w:t>Linuxtraining</w:t>
+      </w:r>
+      <w:proofErr w:type="spellEnd"/>
+      <w:r>
+        <w:t>/Documents$ echo "fourth Employee: Ravi" &gt;&gt; employee.txt</w:t>
+      </w:r>
+    </w:p>
+    <w:p>
+      <w:r>
+        <w:t>geetha@LAPTOP-0TBPBTEL:~/</w:t>
+      </w:r>
+      <w:proofErr w:type="spellStart"/>
+      <w:r>
+        <w:t>Linuxtraining</w:t>
+      </w:r>
+      <w:proofErr w:type="spellEnd"/>
+      <w:r>
+        <w:t xml:space="preserve">/Documents$ echo "fifth Employee: </w:t>
+      </w:r>
+      <w:proofErr w:type="spellStart"/>
+      <w:r>
+        <w:t>RaviKumar</w:t>
+      </w:r>
+      <w:proofErr w:type="spellEnd"/>
+      <w:r>
+        <w:t>" &gt;&gt; employee.txt</w:t>
+      </w:r>
+    </w:p>
+    <w:p>
+      <w:r>
+        <w:t>geetha@LAPTOP-0TBPBTEL:~/</w:t>
+      </w:r>
+      <w:proofErr w:type="spellStart"/>
+      <w:r>
+        <w:t>Linuxtraining</w:t>
+      </w:r>
+      <w:proofErr w:type="spellEnd"/>
+      <w:r>
+        <w:t>/Documents$ cat employee.txt</w:t>
       </w:r>
     </w:p>
     <w:p>
@@ -710,17 +1037,54 @@
     </w:p>
     <w:p>
       <w:r>
-        <w:t>fifth Employee: RaviKumar</w:t>
-      </w:r>
-    </w:p>
-    <w:p>
-      <w:r>
-        <w:t>geetha@LAPTOP-0TBPBTEL:~/Linuxtraining/Documents$ sed -i '/Ravi/d' employee.txt</w:t>
-      </w:r>
-    </w:p>
-    <w:p>
-      <w:r>
-        <w:t>geetha@LAPTOP-0TBPBTEL:~/Linuxtraining/Documents$ cat employee.txt</w:t>
+        <w:t xml:space="preserve">fifth Employee: </w:t>
+      </w:r>
+      <w:proofErr w:type="spellStart"/>
+      <w:r>
+        <w:t>RaviKumar</w:t>
+      </w:r>
+      <w:proofErr w:type="spellEnd"/>
+    </w:p>
+    <w:p>
+      <w:r>
+        <w:t>geetha@LAPTOP-0TBPBTEL:~/</w:t>
+      </w:r>
+      <w:proofErr w:type="spellStart"/>
+      <w:r>
+        <w:t>Linuxtraining</w:t>
+      </w:r>
+      <w:proofErr w:type="spellEnd"/>
+      <w:r>
+        <w:t xml:space="preserve">/Documents$ </w:t>
+      </w:r>
+      <w:proofErr w:type="spellStart"/>
+      <w:r>
+        <w:t>sed</w:t>
+      </w:r>
+      <w:proofErr w:type="spellEnd"/>
+      <w:r>
+        <w:t xml:space="preserve"> -</w:t>
+      </w:r>
+      <w:proofErr w:type="spellStart"/>
+      <w:r>
+        <w:t>i</w:t>
+      </w:r>
+      <w:proofErr w:type="spellEnd"/>
+      <w:r>
+        <w:t xml:space="preserve"> '/Ravi/d' employee.txt</w:t>
+      </w:r>
+    </w:p>
+    <w:p>
+      <w:r>
+        <w:t>geetha@LAPTOP-0TBPBTEL:~/</w:t>
+      </w:r>
+      <w:proofErr w:type="spellStart"/>
+      <w:r>
+        <w:t>Linuxtraining</w:t>
+      </w:r>
+      <w:proofErr w:type="spellEnd"/>
+      <w:r>
+        <w:t>/Documents$ cat employee.txt</w:t>
       </w:r>
     </w:p>
     <w:p>
@@ -773,12 +1137,25 @@
     </w:p>
     <w:p>
       <w:r>
-        <w:t>geetha@LAPTOP-0TBPBTEL:~$ rmdir data</w:t>
-      </w:r>
-    </w:p>
-    <w:p>
-      <w:r>
-        <w:t>rmdir: failed to remove 'data': Directory not empty</w:t>
+        <w:t xml:space="preserve">geetha@LAPTOP-0TBPBTEL:~$ </w:t>
+      </w:r>
+      <w:proofErr w:type="spellStart"/>
+      <w:r>
+        <w:t>rmdir</w:t>
+      </w:r>
+      <w:proofErr w:type="spellEnd"/>
+      <w:r>
+        <w:t xml:space="preserve"> data</w:t>
+      </w:r>
+    </w:p>
+    <w:p>
+      <w:proofErr w:type="spellStart"/>
+      <w:r>
+        <w:t>rmdir</w:t>
+      </w:r>
+      <w:proofErr w:type="spellEnd"/>
+      <w:r>
+        <w:t>: failed to remove 'data': Directory not empty</w:t>
       </w:r>
     </w:p>
     <w:p/>
@@ -810,17 +1187,89 @@
     <w:p>
       <w:r>
         <w:lastRenderedPageBreak/>
-        <w:t xml:space="preserve"> Linuxtraining    airflow              data.log             demo         'imgres?q=linux image'     linux-video-lab      log2.txt                  projects     test1      wget-log.1</w:t>
-      </w:r>
-    </w:p>
-    <w:p>
-      <w:r>
-        <w:t xml:space="preserve"> Linuxtraining1   airflow-local-demo   data_process.log     file1.zip    'imgres?q=linux image.1'   linuxwallpaper.jpg   logs                      sample.tar   test2      wget-log.2</w:t>
-      </w:r>
-    </w:p>
-    <w:p>
-      <w:r>
-        <w:t xml:space="preserve"> Networkinglab    data+process.log     data_processing.py   history.txt   link                      log1.txt            'parameterized dag demo'   sample.txt   wget-log</w:t>
+        <w:t xml:space="preserve"> </w:t>
+      </w:r>
+      <w:proofErr w:type="spellStart"/>
+      <w:r>
+        <w:t>Linuxtraining</w:t>
+      </w:r>
+      <w:proofErr w:type="spellEnd"/>
+      <w:r>
+        <w:t xml:space="preserve">    airflow              data.log             demo         '</w:t>
+      </w:r>
+      <w:proofErr w:type="spellStart"/>
+      <w:r>
+        <w:t>imgres?q</w:t>
+      </w:r>
+      <w:proofErr w:type="spellEnd"/>
+      <w:r>
+        <w:t>=</w:t>
+      </w:r>
+      <w:proofErr w:type="spellStart"/>
+      <w:r>
+        <w:t>linux</w:t>
+      </w:r>
+      <w:proofErr w:type="spellEnd"/>
+      <w:r>
+        <w:t xml:space="preserve"> image'     </w:t>
+      </w:r>
+      <w:proofErr w:type="spellStart"/>
+      <w:r>
+        <w:t>linux</w:t>
+      </w:r>
+      <w:proofErr w:type="spellEnd"/>
+      <w:r>
+        <w:t>-video-lab      log2.txt                  projects     test1      wget-log.1</w:t>
+      </w:r>
+    </w:p>
+    <w:p>
+      <w:r>
+        <w:t xml:space="preserve"> Linuxtraining1   airflow-local-demo   data_process.log     file1.zip    '</w:t>
+      </w:r>
+      <w:proofErr w:type="spellStart"/>
+      <w:r>
+        <w:t>imgres?q</w:t>
+      </w:r>
+      <w:proofErr w:type="spellEnd"/>
+      <w:r>
+        <w:t>=</w:t>
+      </w:r>
+      <w:proofErr w:type="spellStart"/>
+      <w:r>
+        <w:t>linux</w:t>
+      </w:r>
+      <w:proofErr w:type="spellEnd"/>
+      <w:r>
+        <w:t xml:space="preserve"> image.1'   linuxwallpaper.jpg   logs                      sample.tar   test2      wget-log.2</w:t>
+      </w:r>
+    </w:p>
+    <w:p>
+      <w:r>
+        <w:t xml:space="preserve"> </w:t>
+      </w:r>
+      <w:proofErr w:type="spellStart"/>
+      <w:r>
+        <w:t>Networkinglab</w:t>
+      </w:r>
+      <w:proofErr w:type="spellEnd"/>
+      <w:r>
+        <w:t xml:space="preserve">    data+process.log     data_processing.py   history.txt   link                      log1.txt            'parameterized </w:t>
+      </w:r>
+      <w:proofErr w:type="spellStart"/>
+      <w:r>
+        <w:t>dag</w:t>
+      </w:r>
+      <w:proofErr w:type="spellEnd"/>
+      <w:r>
+        <w:t xml:space="preserve"> demo'   sample.txt   </w:t>
+      </w:r>
+      <w:proofErr w:type="spellStart"/>
+      <w:r>
+        <w:t>wget</w:t>
+      </w:r>
+      <w:proofErr w:type="spellEnd"/>
+      <w:r>
+        <w:t>-log</w:t>
       </w:r>
     </w:p>
     <w:p>
@@ -843,32 +1292,143 @@
     </w:p>
     <w:p>
       <w:r>
-        <w:t>geetha@LAPTOP-0TBPBTEL:~/Linuxtraining$ mkdir -p FileCreationLab</w:t>
-      </w:r>
-    </w:p>
-    <w:p>
-      <w:r>
-        <w:t>geetha@LAPTOP-0TBPBTEL:~/Linuxtraining$ cd FileCreationLab/</w:t>
-      </w:r>
-    </w:p>
-    <w:p>
-      <w:r>
-        <w:t>geetha@LAPTOP-0TBPBTEL:~/Linuxtraining/FileCreationLab$ pwd</w:t>
-      </w:r>
-    </w:p>
-    <w:p>
-      <w:r>
-        <w:t>/home/geetha/Linuxtraining/FileCreationLab</w:t>
-      </w:r>
-    </w:p>
-    <w:p>
-      <w:r>
-        <w:t>geetha@LAPTOP-0TBPBTEL:~/Linuxtraining/FileCreationLab$ touch employee.txt</w:t>
-      </w:r>
-    </w:p>
-    <w:p>
-      <w:r>
-        <w:t>geetha@LAPTOP-0TBPBTEL:~/Linuxtraining/FileCreationLab$ ls</w:t>
+        <w:t>geetha@LAPTOP-0TBPBTEL:~/</w:t>
+      </w:r>
+      <w:proofErr w:type="spellStart"/>
+      <w:r>
+        <w:t>Linuxtraining</w:t>
+      </w:r>
+      <w:proofErr w:type="spellEnd"/>
+      <w:r>
+        <w:t xml:space="preserve">$ </w:t>
+      </w:r>
+      <w:proofErr w:type="spellStart"/>
+      <w:r>
+        <w:t>mkdir</w:t>
+      </w:r>
+      <w:proofErr w:type="spellEnd"/>
+      <w:r>
+        <w:t xml:space="preserve"> -p </w:t>
+      </w:r>
+      <w:proofErr w:type="spellStart"/>
+      <w:r>
+        <w:t>FileCreationLab</w:t>
+      </w:r>
+      <w:proofErr w:type="spellEnd"/>
+    </w:p>
+    <w:p>
+      <w:r>
+        <w:t>geetha@LAPTOP-0TBPBTEL:~/</w:t>
+      </w:r>
+      <w:proofErr w:type="spellStart"/>
+      <w:r>
+        <w:t>Linuxtraining</w:t>
+      </w:r>
+      <w:proofErr w:type="spellEnd"/>
+      <w:r>
+        <w:t xml:space="preserve">$ cd </w:t>
+      </w:r>
+      <w:proofErr w:type="spellStart"/>
+      <w:r>
+        <w:t>FileCreationLab</w:t>
+      </w:r>
+      <w:proofErr w:type="spellEnd"/>
+      <w:r>
+        <w:t>/</w:t>
+      </w:r>
+    </w:p>
+    <w:p>
+      <w:r>
+        <w:t>geetha@LAPTOP-0TBPBTEL:~/</w:t>
+      </w:r>
+      <w:proofErr w:type="spellStart"/>
+      <w:r>
+        <w:t>Linuxtraining</w:t>
+      </w:r>
+      <w:proofErr w:type="spellEnd"/>
+      <w:r>
+        <w:t>/</w:t>
+      </w:r>
+      <w:proofErr w:type="spellStart"/>
+      <w:r>
+        <w:t>FileCreationLab</w:t>
+      </w:r>
+      <w:proofErr w:type="spellEnd"/>
+      <w:r>
+        <w:t xml:space="preserve">$ </w:t>
+      </w:r>
+      <w:proofErr w:type="spellStart"/>
+      <w:r>
+        <w:t>pwd</w:t>
+      </w:r>
+      <w:proofErr w:type="spellEnd"/>
+    </w:p>
+    <w:p>
+      <w:r>
+        <w:t>/home/</w:t>
+      </w:r>
+      <w:proofErr w:type="spellStart"/>
+      <w:r>
+        <w:t>geetha</w:t>
+      </w:r>
+      <w:proofErr w:type="spellEnd"/>
+      <w:r>
+        <w:t>/</w:t>
+      </w:r>
+      <w:proofErr w:type="spellStart"/>
+      <w:r>
+        <w:t>Linuxtraining</w:t>
+      </w:r>
+      <w:proofErr w:type="spellEnd"/>
+      <w:r>
+        <w:t>/</w:t>
+      </w:r>
+      <w:proofErr w:type="spellStart"/>
+      <w:r>
+        <w:t>FileCreationLab</w:t>
+      </w:r>
+      <w:proofErr w:type="spellEnd"/>
+    </w:p>
+    <w:p>
+      <w:r>
+        <w:t>geetha@LAPTOP-0TBPBTEL:~/</w:t>
+      </w:r>
+      <w:proofErr w:type="spellStart"/>
+      <w:r>
+        <w:t>Linuxtraining</w:t>
+      </w:r>
+      <w:proofErr w:type="spellEnd"/>
+      <w:r>
+        <w:t>/</w:t>
+      </w:r>
+      <w:proofErr w:type="spellStart"/>
+      <w:r>
+        <w:t>FileCreationLab</w:t>
+      </w:r>
+      <w:proofErr w:type="spellEnd"/>
+      <w:r>
+        <w:t>$ touch employee.txt</w:t>
+      </w:r>
+    </w:p>
+    <w:p>
+      <w:r>
+        <w:t>geetha@LAPTOP-0TBPBTEL:~/</w:t>
+      </w:r>
+      <w:proofErr w:type="spellStart"/>
+      <w:r>
+        <w:t>Linuxtraining</w:t>
+      </w:r>
+      <w:proofErr w:type="spellEnd"/>
+      <w:r>
+        <w:t>/</w:t>
+      </w:r>
+      <w:proofErr w:type="spellStart"/>
+      <w:r>
+        <w:t>FileCreationLab</w:t>
+      </w:r>
+      <w:proofErr w:type="spellEnd"/>
+      <w:r>
+        <w:t>$ ls</w:t>
       </w:r>
     </w:p>
     <w:p>
@@ -878,7 +1438,23 @@
     </w:p>
     <w:p>
       <w:r>
-        <w:t>geetha@LAPTOP-0TBPBTEL:~/Linuxtraining/FileCreationLab$ ls -l</w:t>
+        <w:t>geetha@LAPTOP-0TBPBTEL:~/</w:t>
+      </w:r>
+      <w:proofErr w:type="spellStart"/>
+      <w:r>
+        <w:t>Linuxtraining</w:t>
+      </w:r>
+      <w:proofErr w:type="spellEnd"/>
+      <w:r>
+        <w:t>/</w:t>
+      </w:r>
+      <w:proofErr w:type="spellStart"/>
+      <w:r>
+        <w:t>FileCreationLab</w:t>
+      </w:r>
+      <w:proofErr w:type="spellEnd"/>
+      <w:r>
+        <w:t>$ ls -l</w:t>
       </w:r>
     </w:p>
     <w:p>
@@ -888,17 +1464,73 @@
     </w:p>
     <w:p>
       <w:r>
-        <w:t>-rw-r--r-- 1 geetha geetha 0 Oct 28 07:13 employee.txt</w:t>
-      </w:r>
-    </w:p>
-    <w:p>
-      <w:r>
-        <w:t>geetha@LAPTOP-0TBPBTEL:~/Linuxtraining/FileCreationLab$ touch student.txt employe2.txt department.txt</w:t>
-      </w:r>
-    </w:p>
-    <w:p>
-      <w:r>
-        <w:t>geetha@LAPTOP-0TBPBTEL:~/Linuxtraining/FileCreationLab$ ls</w:t>
+        <w:t>-</w:t>
+      </w:r>
+      <w:proofErr w:type="spellStart"/>
+      <w:r>
+        <w:t>rw</w:t>
+      </w:r>
+      <w:proofErr w:type="spellEnd"/>
+      <w:r>
+        <w:t xml:space="preserve">-r--r-- 1 </w:t>
+      </w:r>
+      <w:proofErr w:type="spellStart"/>
+      <w:r>
+        <w:t>geetha</w:t>
+      </w:r>
+      <w:proofErr w:type="spellEnd"/>
+      <w:r>
+        <w:t xml:space="preserve"> </w:t>
+      </w:r>
+      <w:proofErr w:type="spellStart"/>
+      <w:r>
+        <w:t>geetha</w:t>
+      </w:r>
+      <w:proofErr w:type="spellEnd"/>
+      <w:r>
+        <w:t xml:space="preserve"> 0 Oct 28 07:13 employee.txt</w:t>
+      </w:r>
+    </w:p>
+    <w:p>
+      <w:r>
+        <w:t>geetha@LAPTOP-0TBPBTEL:~/</w:t>
+      </w:r>
+      <w:proofErr w:type="spellStart"/>
+      <w:r>
+        <w:t>Linuxtraining</w:t>
+      </w:r>
+      <w:proofErr w:type="spellEnd"/>
+      <w:r>
+        <w:t>/</w:t>
+      </w:r>
+      <w:proofErr w:type="spellStart"/>
+      <w:r>
+        <w:t>FileCreationLab</w:t>
+      </w:r>
+      <w:proofErr w:type="spellEnd"/>
+      <w:r>
+        <w:t>$ touch student.txt employe2.txt department.txt</w:t>
+      </w:r>
+    </w:p>
+    <w:p>
+      <w:r>
+        <w:t>geetha@LAPTOP-0TBPBTEL:~/</w:t>
+      </w:r>
+      <w:proofErr w:type="spellStart"/>
+      <w:r>
+        <w:t>Linuxtraining</w:t>
+      </w:r>
+      <w:proofErr w:type="spellEnd"/>
+      <w:r>
+        <w:t>/</w:t>
+      </w:r>
+      <w:proofErr w:type="spellStart"/>
+      <w:r>
+        <w:t>FileCreationLab</w:t>
+      </w:r>
+      <w:proofErr w:type="spellEnd"/>
+      <w:r>
+        <w:t>$ ls</w:t>
       </w:r>
     </w:p>
     <w:p>
@@ -908,7 +1540,23 @@
     </w:p>
     <w:p>
       <w:r>
-        <w:t>geetha@LAPTOP-0TBPBTEL:~/Linuxtraining/FileCreationLab$ ls -l</w:t>
+        <w:t>geetha@LAPTOP-0TBPBTEL:~/</w:t>
+      </w:r>
+      <w:proofErr w:type="spellStart"/>
+      <w:r>
+        <w:t>Linuxtraining</w:t>
+      </w:r>
+      <w:proofErr w:type="spellEnd"/>
+      <w:r>
+        <w:t>/</w:t>
+      </w:r>
+      <w:proofErr w:type="spellStart"/>
+      <w:r>
+        <w:t>FileCreationLab</w:t>
+      </w:r>
+      <w:proofErr w:type="spellEnd"/>
+      <w:r>
+        <w:t>$ ls -l</w:t>
       </w:r>
     </w:p>
     <w:p>
@@ -918,32 +1566,160 @@
     </w:p>
     <w:p>
       <w:r>
-        <w:t>-rw-r--r-- 1 geetha geetha 0 Oct 28 07:14 department.txt</w:t>
-      </w:r>
-    </w:p>
-    <w:p>
-      <w:r>
-        <w:t>-rw-r--r-- 1 geetha geetha 0 Oct 28 07:14 employe2.txt</w:t>
-      </w:r>
-    </w:p>
-    <w:p>
-      <w:r>
-        <w:t>-rw-r--r-- 1 geetha geetha 0 Oct 28 07:13 employee.txt</w:t>
-      </w:r>
-    </w:p>
-    <w:p>
-      <w:r>
-        <w:t>-rw-r--r-- 1 geetha geetha 0 Oct 28 07:14 student.txt</w:t>
-      </w:r>
-    </w:p>
-    <w:p>
-      <w:r>
-        <w:t>geetha@LAPTOP-0TBPBTEL:~/Linuxtraining/FileCreationLab$ echo "Trainer Name: Geetha" &gt; trainer.txt</w:t>
-      </w:r>
-    </w:p>
-    <w:p>
-      <w:r>
-        <w:t>geetha@LAPTOP-0TBPBTEL:~/Linuxtraining/FileCreationLab$ ls</w:t>
+        <w:t>-</w:t>
+      </w:r>
+      <w:proofErr w:type="spellStart"/>
+      <w:r>
+        <w:t>rw</w:t>
+      </w:r>
+      <w:proofErr w:type="spellEnd"/>
+      <w:r>
+        <w:t xml:space="preserve">-r--r-- 1 </w:t>
+      </w:r>
+      <w:proofErr w:type="spellStart"/>
+      <w:r>
+        <w:t>geetha</w:t>
+      </w:r>
+      <w:proofErr w:type="spellEnd"/>
+      <w:r>
+        <w:t xml:space="preserve"> </w:t>
+      </w:r>
+      <w:proofErr w:type="spellStart"/>
+      <w:r>
+        <w:t>geetha</w:t>
+      </w:r>
+      <w:proofErr w:type="spellEnd"/>
+      <w:r>
+        <w:t xml:space="preserve"> 0 Oct 28 07:14 department.txt</w:t>
+      </w:r>
+    </w:p>
+    <w:p>
+      <w:r>
+        <w:t>-</w:t>
+      </w:r>
+      <w:proofErr w:type="spellStart"/>
+      <w:r>
+        <w:t>rw</w:t>
+      </w:r>
+      <w:proofErr w:type="spellEnd"/>
+      <w:r>
+        <w:t xml:space="preserve">-r--r-- 1 </w:t>
+      </w:r>
+      <w:proofErr w:type="spellStart"/>
+      <w:r>
+        <w:t>geetha</w:t>
+      </w:r>
+      <w:proofErr w:type="spellEnd"/>
+      <w:r>
+        <w:t xml:space="preserve"> </w:t>
+      </w:r>
+      <w:proofErr w:type="spellStart"/>
+      <w:r>
+        <w:t>geetha</w:t>
+      </w:r>
+      <w:proofErr w:type="spellEnd"/>
+      <w:r>
+        <w:t xml:space="preserve"> 0 Oct 28 07:14 employe2.txt</w:t>
+      </w:r>
+    </w:p>
+    <w:p>
+      <w:r>
+        <w:t>-</w:t>
+      </w:r>
+      <w:proofErr w:type="spellStart"/>
+      <w:r>
+        <w:t>rw</w:t>
+      </w:r>
+      <w:proofErr w:type="spellEnd"/>
+      <w:r>
+        <w:t xml:space="preserve">-r--r-- 1 </w:t>
+      </w:r>
+      <w:proofErr w:type="spellStart"/>
+      <w:r>
+        <w:t>geetha</w:t>
+      </w:r>
+      <w:proofErr w:type="spellEnd"/>
+      <w:r>
+        <w:t xml:space="preserve"> </w:t>
+      </w:r>
+      <w:proofErr w:type="spellStart"/>
+      <w:r>
+        <w:t>geetha</w:t>
+      </w:r>
+      <w:proofErr w:type="spellEnd"/>
+      <w:r>
+        <w:t xml:space="preserve"> 0 Oct 28 07:13 employee.txt</w:t>
+      </w:r>
+    </w:p>
+    <w:p>
+      <w:r>
+        <w:t>-</w:t>
+      </w:r>
+      <w:proofErr w:type="spellStart"/>
+      <w:r>
+        <w:t>rw</w:t>
+      </w:r>
+      <w:proofErr w:type="spellEnd"/>
+      <w:r>
+        <w:t xml:space="preserve">-r--r-- 1 </w:t>
+      </w:r>
+      <w:proofErr w:type="spellStart"/>
+      <w:r>
+        <w:t>geetha</w:t>
+      </w:r>
+      <w:proofErr w:type="spellEnd"/>
+      <w:r>
+        <w:t xml:space="preserve"> </w:t>
+      </w:r>
+      <w:proofErr w:type="spellStart"/>
+      <w:r>
+        <w:t>geetha</w:t>
+      </w:r>
+      <w:proofErr w:type="spellEnd"/>
+      <w:r>
+        <w:t xml:space="preserve"> 0 Oct 28 07:14 student.txt</w:t>
+      </w:r>
+    </w:p>
+    <w:p>
+      <w:r>
+        <w:t>geetha@LAPTOP-0TBPBTEL:~/</w:t>
+      </w:r>
+      <w:proofErr w:type="spellStart"/>
+      <w:r>
+        <w:t>Linuxtraining</w:t>
+      </w:r>
+      <w:proofErr w:type="spellEnd"/>
+      <w:r>
+        <w:t>/</w:t>
+      </w:r>
+      <w:proofErr w:type="spellStart"/>
+      <w:r>
+        <w:t>FileCreationLab</w:t>
+      </w:r>
+      <w:proofErr w:type="spellEnd"/>
+      <w:r>
+        <w:t>$ echo "Trainer Name: Geetha" &gt; trainer.txt</w:t>
+      </w:r>
+    </w:p>
+    <w:p>
+      <w:r>
+        <w:t>geetha@LAPTOP-0TBPBTEL:~/</w:t>
+      </w:r>
+      <w:proofErr w:type="spellStart"/>
+      <w:r>
+        <w:t>Linuxtraining</w:t>
+      </w:r>
+      <w:proofErr w:type="spellEnd"/>
+      <w:r>
+        <w:t>/</w:t>
+      </w:r>
+      <w:proofErr w:type="spellStart"/>
+      <w:r>
+        <w:t>FileCreationLab</w:t>
+      </w:r>
+      <w:proofErr w:type="spellEnd"/>
+      <w:r>
+        <w:t>$ ls</w:t>
       </w:r>
     </w:p>
     <w:p>
@@ -954,18 +1730,60 @@
     </w:p>
     <w:p>
       <w:r>
-        <w:t>geetha@LAPTOP-0TBPBTEL:~/Linuxtraining/FileCreationLab$ printf "Employee:%s\n Salary:%d\n" "Geetha" 50000 &gt;salary.txt</w:t>
-      </w:r>
-    </w:p>
-    <w:p>
-      <w:r>
-        <w:t>geetha@LAPTOP-0TBPBTEL:~/Linuxtraining/FileCreationLab$ cat salary.txt</w:t>
-      </w:r>
-    </w:p>
-    <w:p>
+        <w:t>geetha@LAPTOP-0TBPBTEL:~/</w:t>
+      </w:r>
+      <w:proofErr w:type="spellStart"/>
+      <w:r>
+        <w:t>Linuxtraining</w:t>
+      </w:r>
+      <w:proofErr w:type="spellEnd"/>
+      <w:r>
+        <w:t>/</w:t>
+      </w:r>
+      <w:proofErr w:type="spellStart"/>
+      <w:r>
+        <w:t>FileCreationLab</w:t>
+      </w:r>
+      <w:proofErr w:type="spellEnd"/>
+      <w:r>
+        <w:t xml:space="preserve">$ </w:t>
+      </w:r>
+      <w:proofErr w:type="spellStart"/>
+      <w:r>
+        <w:t>printf</w:t>
+      </w:r>
+      <w:proofErr w:type="spellEnd"/>
+      <w:r>
+        <w:t xml:space="preserve"> "Employee:%s\n Salary:%d\n" "Geetha" 50000 &gt;salary.txt</w:t>
+      </w:r>
+    </w:p>
+    <w:p>
+      <w:r>
+        <w:t>geetha@LAPTOP-0TBPBTEL:~/</w:t>
+      </w:r>
+      <w:proofErr w:type="spellStart"/>
+      <w:r>
+        <w:t>Linuxtraining</w:t>
+      </w:r>
+      <w:proofErr w:type="spellEnd"/>
+      <w:r>
+        <w:t>/</w:t>
+      </w:r>
+      <w:proofErr w:type="spellStart"/>
+      <w:r>
+        <w:t>FileCreationLab</w:t>
+      </w:r>
+      <w:proofErr w:type="spellEnd"/>
+      <w:r>
+        <w:t>$ cat salary.txt</w:t>
+      </w:r>
+    </w:p>
+    <w:p>
+      <w:proofErr w:type="spellStart"/>
       <w:r>
         <w:t>Employee:Geetha</w:t>
       </w:r>
+      <w:proofErr w:type="spellEnd"/>
     </w:p>
     <w:p>
       <w:r>
@@ -974,7 +1792,23 @@
     </w:p>
     <w:p>
       <w:r>
-        <w:t>geetha@LAPTOP-0TBPBTEL:~/Linuxtraining/FileCreationLab$</w:t>
+        <w:t>geetha@LAPTOP-0TBPBTEL:~/</w:t>
+      </w:r>
+      <w:proofErr w:type="spellStart"/>
+      <w:r>
+        <w:t>Linuxtraining</w:t>
+      </w:r>
+      <w:proofErr w:type="spellEnd"/>
+      <w:r>
+        <w:t>/</w:t>
+      </w:r>
+      <w:proofErr w:type="spellStart"/>
+      <w:r>
+        <w:t>FileCreationLab</w:t>
+      </w:r>
+      <w:proofErr w:type="spellEnd"/>
+      <w:r>
+        <w:t>$</w:t>
       </w:r>
     </w:p>
     <w:p/>
@@ -989,13 +1823,34 @@
     </w:p>
     <w:p>
       <w:r>
-        <w:t>geetha@LAPTOP-0TBPBTEL:~/Linuxtraining/FileCreationLab$ cat &gt; company.txt</w:t>
-      </w:r>
-    </w:p>
-    <w:p>
-      <w:r>
-        <w:t>Company : Birlasoft</w:t>
-      </w:r>
+        <w:t>geetha@LAPTOP-0TBPBTEL:~/</w:t>
+      </w:r>
+      <w:proofErr w:type="spellStart"/>
+      <w:r>
+        <w:t>Linuxtraining</w:t>
+      </w:r>
+      <w:proofErr w:type="spellEnd"/>
+      <w:r>
+        <w:t>/</w:t>
+      </w:r>
+      <w:proofErr w:type="spellStart"/>
+      <w:r>
+        <w:t>FileCreationLab</w:t>
+      </w:r>
+      <w:proofErr w:type="spellEnd"/>
+      <w:r>
+        <w:t>$ cat &gt; company.txt</w:t>
+      </w:r>
+    </w:p>
+    <w:p>
+      <w:r>
+        <w:t xml:space="preserve">Company : </w:t>
+      </w:r>
+      <w:proofErr w:type="spellStart"/>
+      <w:r>
+        <w:t>Birlasoft</w:t>
+      </w:r>
+      <w:proofErr w:type="spellEnd"/>
     </w:p>
     <w:p>
       <w:r>
@@ -1009,13 +1864,34 @@
     </w:p>
     <w:p>
       <w:r>
-        <w:t>geetha@LAPTOP-0TBPBTEL:~/Linuxtraining/FileCreationLab$ cat company.txt</w:t>
-      </w:r>
-    </w:p>
-    <w:p>
-      <w:r>
-        <w:t>Company : Birlasoft</w:t>
-      </w:r>
+        <w:t>geetha@LAPTOP-0TBPBTEL:~/</w:t>
+      </w:r>
+      <w:proofErr w:type="spellStart"/>
+      <w:r>
+        <w:t>Linuxtraining</w:t>
+      </w:r>
+      <w:proofErr w:type="spellEnd"/>
+      <w:r>
+        <w:t>/</w:t>
+      </w:r>
+      <w:proofErr w:type="spellStart"/>
+      <w:r>
+        <w:t>FileCreationLab</w:t>
+      </w:r>
+      <w:proofErr w:type="spellEnd"/>
+      <w:r>
+        <w:t>$ cat company.txt</w:t>
+      </w:r>
+    </w:p>
+    <w:p>
+      <w:r>
+        <w:t xml:space="preserve">Company : </w:t>
+      </w:r>
+      <w:proofErr w:type="spellStart"/>
+      <w:r>
+        <w:t>Birlasoft</w:t>
+      </w:r>
+      <w:proofErr w:type="spellEnd"/>
     </w:p>
     <w:p>
       <w:r>
@@ -1038,17 +1914,65 @@
     </w:p>
     <w:p>
       <w:r>
-        <w:t>geetha@LAPTOP-0TBPBTEL:~/Linuxtraining/FileCreationLab$ cat employee.txt</w:t>
-      </w:r>
-    </w:p>
-    <w:p>
-      <w:r>
-        <w:t>geetha@LAPTOP-0TBPBTEL:~/Linuxtraining/FileCreationLab$ vi employee.txt</w:t>
-      </w:r>
-    </w:p>
-    <w:p>
-      <w:r>
-        <w:t>geetha@LAPTOP-0TBPBTEL:~/Linuxtraining/FileCreationLab$ cat employee.txt</w:t>
+        <w:t>geetha@LAPTOP-0TBPBTEL:~/</w:t>
+      </w:r>
+      <w:proofErr w:type="spellStart"/>
+      <w:r>
+        <w:t>Linuxtraining</w:t>
+      </w:r>
+      <w:proofErr w:type="spellEnd"/>
+      <w:r>
+        <w:t>/</w:t>
+      </w:r>
+      <w:proofErr w:type="spellStart"/>
+      <w:r>
+        <w:t>FileCreationLab</w:t>
+      </w:r>
+      <w:proofErr w:type="spellEnd"/>
+      <w:r>
+        <w:t>$ cat employee.txt</w:t>
+      </w:r>
+    </w:p>
+    <w:p>
+      <w:r>
+        <w:t>geetha@LAPTOP-0TBPBTEL:~/</w:t>
+      </w:r>
+      <w:proofErr w:type="spellStart"/>
+      <w:r>
+        <w:t>Linuxtraining</w:t>
+      </w:r>
+      <w:proofErr w:type="spellEnd"/>
+      <w:r>
+        <w:t>/</w:t>
+      </w:r>
+      <w:proofErr w:type="spellStart"/>
+      <w:r>
+        <w:t>FileCreationLab</w:t>
+      </w:r>
+      <w:proofErr w:type="spellEnd"/>
+      <w:r>
+        <w:t>$ vi employee.txt</w:t>
+      </w:r>
+    </w:p>
+    <w:p>
+      <w:r>
+        <w:t>geetha@LAPTOP-0TBPBTEL:~/</w:t>
+      </w:r>
+      <w:proofErr w:type="spellStart"/>
+      <w:r>
+        <w:t>Linuxtraining</w:t>
+      </w:r>
+      <w:proofErr w:type="spellEnd"/>
+      <w:r>
+        <w:t>/</w:t>
+      </w:r>
+      <w:proofErr w:type="spellStart"/>
+      <w:r>
+        <w:t>FileCreationLab</w:t>
+      </w:r>
+      <w:proofErr w:type="spellEnd"/>
+      <w:r>
+        <w:t>$ cat employee.txt</w:t>
       </w:r>
     </w:p>
     <w:p/>
@@ -1059,12 +1983,44 @@
     </w:p>
     <w:p>
       <w:r>
-        <w:t>geetha@LAPTOP-0TBPBTEL:~/Linuxtraining/FileCreationLab$ cp employee.txt employee_backup.txt</w:t>
-      </w:r>
-    </w:p>
-    <w:p>
-      <w:r>
-        <w:t>geetha@LAPTOP-0TBPBTEL:~/Linuxtraining/FileCreationLab$ ls</w:t>
+        <w:t>geetha@LAPTOP-0TBPBTEL:~/</w:t>
+      </w:r>
+      <w:proofErr w:type="spellStart"/>
+      <w:r>
+        <w:t>Linuxtraining</w:t>
+      </w:r>
+      <w:proofErr w:type="spellEnd"/>
+      <w:r>
+        <w:t>/</w:t>
+      </w:r>
+      <w:proofErr w:type="spellStart"/>
+      <w:r>
+        <w:t>FileCreationLab</w:t>
+      </w:r>
+      <w:proofErr w:type="spellEnd"/>
+      <w:r>
+        <w:t>$ cp employee.txt employee_backup.txt</w:t>
+      </w:r>
+    </w:p>
+    <w:p>
+      <w:r>
+        <w:t>geetha@LAPTOP-0TBPBTEL:~/</w:t>
+      </w:r>
+      <w:proofErr w:type="spellStart"/>
+      <w:r>
+        <w:t>Linuxtraining</w:t>
+      </w:r>
+      <w:proofErr w:type="spellEnd"/>
+      <w:r>
+        <w:t>/</w:t>
+      </w:r>
+      <w:proofErr w:type="spellStart"/>
+      <w:r>
+        <w:t>FileCreationLab</w:t>
+      </w:r>
+      <w:proofErr w:type="spellEnd"/>
+      <w:r>
+        <w:t>$ ls</w:t>
       </w:r>
     </w:p>
     <w:p>
@@ -1074,7 +2030,23 @@
     </w:p>
     <w:p>
       <w:r>
-        <w:t>geetha@LAPTOP-0TBPBTEL:~/Linuxtraining/FileCreationLab$ cat employee_backup.txt</w:t>
+        <w:t>geetha@LAPTOP-0TBPBTEL:~/</w:t>
+      </w:r>
+      <w:proofErr w:type="spellStart"/>
+      <w:r>
+        <w:t>Linuxtraining</w:t>
+      </w:r>
+      <w:proofErr w:type="spellEnd"/>
+      <w:r>
+        <w:t>/</w:t>
+      </w:r>
+      <w:proofErr w:type="spellStart"/>
+      <w:r>
+        <w:t>FileCreationLab</w:t>
+      </w:r>
+      <w:proofErr w:type="spellEnd"/>
+      <w:r>
+        <w:t>$ cat employee_backup.txt</w:t>
       </w:r>
     </w:p>
     <w:p/>
@@ -1094,13 +2066,34 @@
     </w:p>
     <w:p>
       <w:r>
-        <w:t>geetha@LAPTOP-0TBPBTEL:~/Linuxtraining/FileCreationLab$ cat &gt;employee.csv &lt;&lt;'EOF'</w:t>
-      </w:r>
-    </w:p>
-    <w:p>
-      <w:r>
-        <w:t>&gt; ID,Name,Department</w:t>
-      </w:r>
+        <w:t>geetha@LAPTOP-0TBPBTEL:~/</w:t>
+      </w:r>
+      <w:proofErr w:type="spellStart"/>
+      <w:r>
+        <w:t>Linuxtraining</w:t>
+      </w:r>
+      <w:proofErr w:type="spellEnd"/>
+      <w:r>
+        <w:t>/</w:t>
+      </w:r>
+      <w:proofErr w:type="spellStart"/>
+      <w:r>
+        <w:t>FileCreationLab</w:t>
+      </w:r>
+      <w:proofErr w:type="spellEnd"/>
+      <w:r>
+        <w:t>$ cat &gt;employee.csv &lt;&lt;'EOF'</w:t>
+      </w:r>
+    </w:p>
+    <w:p>
+      <w:r>
+        <w:t xml:space="preserve">&gt; </w:t>
+      </w:r>
+      <w:proofErr w:type="spellStart"/>
+      <w:r>
+        <w:t>ID,Name,Department</w:t>
+      </w:r>
+      <w:proofErr w:type="spellEnd"/>
     </w:p>
     <w:p>
       <w:r>
@@ -1129,13 +2122,31 @@
     </w:p>
     <w:p>
       <w:r>
-        <w:t>geetha@LAPTOP-0TBPBTEL:~/Linuxtraining/FileCreationLab$ cat employee.csv</w:t>
-      </w:r>
-    </w:p>
-    <w:p>
+        <w:t>geetha@LAPTOP-0TBPBTEL:~/</w:t>
+      </w:r>
+      <w:proofErr w:type="spellStart"/>
+      <w:r>
+        <w:t>Linuxtraining</w:t>
+      </w:r>
+      <w:proofErr w:type="spellEnd"/>
+      <w:r>
+        <w:t>/</w:t>
+      </w:r>
+      <w:proofErr w:type="spellStart"/>
+      <w:r>
+        <w:t>FileCreationLab</w:t>
+      </w:r>
+      <w:proofErr w:type="spellEnd"/>
+      <w:r>
+        <w:t>$ cat employee.csv</w:t>
+      </w:r>
+    </w:p>
+    <w:p>
+      <w:proofErr w:type="spellStart"/>
       <w:r>
         <w:t>ID,Name,Department</w:t>
       </w:r>
+      <w:proofErr w:type="spellEnd"/>
     </w:p>
     <w:p>
       <w:r>
@@ -1162,29 +2173,114 @@
     <w:p/>
     <w:p>
       <w:r>
-        <w:t>geetha@LAPTOP-0TBPBTEL:~/Linuxtraining/FileCreationLab$ command -v column</w:t>
-      </w:r>
-    </w:p>
-    <w:p>
-      <w:r>
-        <w:t>/usr/bin/column</w:t>
-      </w:r>
-    </w:p>
-    <w:p>
-      <w:r>
-        <w:t>geetha@LAPTOP-0TBPBTEL:~/Linuxtraining/FileCreationLab$ column -s, -t employee.csv</w:t>
+        <w:t>geetha@LAPTOP-0TBPBTEL:~/</w:t>
+      </w:r>
+      <w:proofErr w:type="spellStart"/>
+      <w:r>
+        <w:t>Linuxtraining</w:t>
+      </w:r>
+      <w:proofErr w:type="spellEnd"/>
+      <w:r>
+        <w:t>/</w:t>
+      </w:r>
+      <w:proofErr w:type="spellStart"/>
+      <w:r>
+        <w:t>FileCreationLab</w:t>
+      </w:r>
+      <w:proofErr w:type="spellEnd"/>
+      <w:r>
+        <w:t>$ command -v column</w:t>
+      </w:r>
+    </w:p>
+    <w:p>
+      <w:r>
+        <w:t>/</w:t>
+      </w:r>
+      <w:proofErr w:type="spellStart"/>
+      <w:r>
+        <w:t>usr</w:t>
+      </w:r>
+      <w:proofErr w:type="spellEnd"/>
+      <w:r>
+        <w:t>/bin/column</w:t>
+      </w:r>
+    </w:p>
+    <w:p>
+      <w:r>
+        <w:t>geetha@LAPTOP-0TBPBTEL:~/</w:t>
+      </w:r>
+      <w:proofErr w:type="spellStart"/>
+      <w:r>
+        <w:t>Linuxtraining</w:t>
+      </w:r>
+      <w:proofErr w:type="spellEnd"/>
+      <w:r>
+        <w:t>/</w:t>
+      </w:r>
+      <w:proofErr w:type="spellStart"/>
+      <w:r>
+        <w:t>FileCreationLab</w:t>
+      </w:r>
+      <w:proofErr w:type="spellEnd"/>
+      <w:r>
+        <w:t>$ column -s, -t employee.csv</w:t>
       </w:r>
     </w:p>
     <w:p/>
     <w:p>
       <w:r>
-        <w:t>geetha@LAPTOP-0TBPBTEL:~/Linuxtraining/FileCreationLab$ column -s, -t employee.csv</w:t>
-      </w:r>
-    </w:p>
-    <w:p>
-      <w:r>
-        <w:t>geetha@LAPTOP-0TBPBTEL:~/Linuxtraining/FileCreationLab$ sudo apt install bsdextrautils</w:t>
-      </w:r>
+        <w:t>geetha@LAPTOP-0TBPBTEL:~/</w:t>
+      </w:r>
+      <w:proofErr w:type="spellStart"/>
+      <w:r>
+        <w:t>Linuxtraining</w:t>
+      </w:r>
+      <w:proofErr w:type="spellEnd"/>
+      <w:r>
+        <w:t>/</w:t>
+      </w:r>
+      <w:proofErr w:type="spellStart"/>
+      <w:r>
+        <w:t>FileCreationLab</w:t>
+      </w:r>
+      <w:proofErr w:type="spellEnd"/>
+      <w:r>
+        <w:t>$ column -s, -t employee.csv</w:t>
+      </w:r>
+    </w:p>
+    <w:p>
+      <w:r>
+        <w:t>geetha@LAPTOP-0TBPBTEL:~/</w:t>
+      </w:r>
+      <w:proofErr w:type="spellStart"/>
+      <w:r>
+        <w:t>Linuxtraining</w:t>
+      </w:r>
+      <w:proofErr w:type="spellEnd"/>
+      <w:r>
+        <w:t>/</w:t>
+      </w:r>
+      <w:proofErr w:type="spellStart"/>
+      <w:r>
+        <w:t>FileCreationLab</w:t>
+      </w:r>
+      <w:proofErr w:type="spellEnd"/>
+      <w:r>
+        <w:t xml:space="preserve">$ </w:t>
+      </w:r>
+      <w:proofErr w:type="spellStart"/>
+      <w:r>
+        <w:t>sudo</w:t>
+      </w:r>
+      <w:proofErr w:type="spellEnd"/>
+      <w:r>
+        <w:t xml:space="preserve"> apt install </w:t>
+      </w:r>
+      <w:proofErr w:type="spellStart"/>
+      <w:r>
+        <w:t>bsdextrautils</w:t>
+      </w:r>
+      <w:proofErr w:type="spellEnd"/>
     </w:p>
     <w:p>
       <w:r>
@@ -1202,13 +2298,23 @@
       </w:r>
     </w:p>
     <w:p>
-      <w:r>
-        <w:t>bsdextrautils is already the newest version (2.39.3-9ubuntu6.6).</w:t>
-      </w:r>
-    </w:p>
-    <w:p>
-      <w:r>
-        <w:t>bsdextrautils set to manually installed.</w:t>
+      <w:proofErr w:type="spellStart"/>
+      <w:r>
+        <w:t>bsdextrautils</w:t>
+      </w:r>
+      <w:proofErr w:type="spellEnd"/>
+      <w:r>
+        <w:t xml:space="preserve"> is already the newest version (2.39.3-9ubuntu6.6).</w:t>
+      </w:r>
+    </w:p>
+    <w:p>
+      <w:proofErr w:type="spellStart"/>
+      <w:r>
+        <w:t>bsdextrautils</w:t>
+      </w:r>
+      <w:proofErr w:type="spellEnd"/>
+      <w:r>
+        <w:t xml:space="preserve"> set to manually installed.</w:t>
       </w:r>
     </w:p>
     <w:p>
@@ -1219,12 +2325,36 @@
     <w:p>
       <w:r>
         <w:lastRenderedPageBreak/>
-        <w:t xml:space="preserve">  libdrm-nouveau2 libdrm-radeon1 libgl1-amber-dri libglapi-mesa libllvm17t64 libwayland-server0 libxcb-dri2-0</w:t>
-      </w:r>
-    </w:p>
-    <w:p>
-      <w:r>
-        <w:t>Use 'sudo apt autoremove' to remove them.</w:t>
+        <w:t xml:space="preserve">  libdrm-nouveau2 libdrm-radeon1 libgl1-amber-dri </w:t>
+      </w:r>
+      <w:proofErr w:type="spellStart"/>
+      <w:r>
+        <w:t>libglapi</w:t>
+      </w:r>
+      <w:proofErr w:type="spellEnd"/>
+      <w:r>
+        <w:t>-mesa libllvm17t64 libwayland-server0 libxcb-dri2-0</w:t>
+      </w:r>
+    </w:p>
+    <w:p>
+      <w:r>
+        <w:t>Use '</w:t>
+      </w:r>
+      <w:proofErr w:type="spellStart"/>
+      <w:r>
+        <w:t>sudo</w:t>
+      </w:r>
+      <w:proofErr w:type="spellEnd"/>
+      <w:r>
+        <w:t xml:space="preserve"> apt </w:t>
+      </w:r>
+      <w:proofErr w:type="spellStart"/>
+      <w:r>
+        <w:t>autoremove</w:t>
+      </w:r>
+      <w:proofErr w:type="spellEnd"/>
+      <w:r>
+        <w:t>' to remove them.</w:t>
       </w:r>
     </w:p>
     <w:p>
@@ -1234,27 +2364,131 @@
     </w:p>
     <w:p>
       <w:r>
-        <w:t>geetha@LAPTOP-0TBPBTEL:~/Linuxtraining/FileCreationLab$ column -s, -t employee.csv</w:t>
-      </w:r>
-    </w:p>
-    <w:p>
-      <w:r>
-        <w:t>geetha@LAPTOP-0TBPBTEL:~/Linuxtraining/FileCreationLab$ cat employee.csv</w:t>
-      </w:r>
-    </w:p>
-    <w:p>
-      <w:r>
-        <w:t>geetha@LAPTOP-0TBPBTEL:~/Linuxtraining/FileCreationLab$ ls -lh employee.csv</w:t>
-      </w:r>
-    </w:p>
-    <w:p>
-      <w:r>
-        <w:t>-rw-r--r-- 1 geetha geetha 0 Oct 28 07:26 employee.csv</w:t>
-      </w:r>
-    </w:p>
-    <w:p>
-      <w:r>
-        <w:t>geetha@LAPTOP-0TBPBTEL:~/Linuxtraining/FileCreationLab$ wc -c employee.csv</w:t>
+        <w:t>geetha@LAPTOP-0TBPBTEL:~/</w:t>
+      </w:r>
+      <w:proofErr w:type="spellStart"/>
+      <w:r>
+        <w:t>Linuxtraining</w:t>
+      </w:r>
+      <w:proofErr w:type="spellEnd"/>
+      <w:r>
+        <w:t>/</w:t>
+      </w:r>
+      <w:proofErr w:type="spellStart"/>
+      <w:r>
+        <w:t>FileCreationLab</w:t>
+      </w:r>
+      <w:proofErr w:type="spellEnd"/>
+      <w:r>
+        <w:t>$ column -s, -t employee.csv</w:t>
+      </w:r>
+    </w:p>
+    <w:p>
+      <w:r>
+        <w:t>geetha@LAPTOP-0TBPBTEL:~/</w:t>
+      </w:r>
+      <w:proofErr w:type="spellStart"/>
+      <w:r>
+        <w:t>Linuxtraining</w:t>
+      </w:r>
+      <w:proofErr w:type="spellEnd"/>
+      <w:r>
+        <w:t>/</w:t>
+      </w:r>
+      <w:proofErr w:type="spellStart"/>
+      <w:r>
+        <w:t>FileCreationLab</w:t>
+      </w:r>
+      <w:proofErr w:type="spellEnd"/>
+      <w:r>
+        <w:t>$ cat employee.csv</w:t>
+      </w:r>
+    </w:p>
+    <w:p>
+      <w:r>
+        <w:t>geetha@LAPTOP-0TBPBTEL:~/</w:t>
+      </w:r>
+      <w:proofErr w:type="spellStart"/>
+      <w:r>
+        <w:t>Linuxtraining</w:t>
+      </w:r>
+      <w:proofErr w:type="spellEnd"/>
+      <w:r>
+        <w:t>/</w:t>
+      </w:r>
+      <w:proofErr w:type="spellStart"/>
+      <w:r>
+        <w:t>FileCreationLab</w:t>
+      </w:r>
+      <w:proofErr w:type="spellEnd"/>
+      <w:r>
+        <w:t>$ ls -</w:t>
+      </w:r>
+      <w:proofErr w:type="spellStart"/>
+      <w:r>
+        <w:t>lh</w:t>
+      </w:r>
+      <w:proofErr w:type="spellEnd"/>
+      <w:r>
+        <w:t xml:space="preserve"> employee.csv</w:t>
+      </w:r>
+    </w:p>
+    <w:p>
+      <w:r>
+        <w:t>-</w:t>
+      </w:r>
+      <w:proofErr w:type="spellStart"/>
+      <w:r>
+        <w:t>rw</w:t>
+      </w:r>
+      <w:proofErr w:type="spellEnd"/>
+      <w:r>
+        <w:t xml:space="preserve">-r--r-- 1 </w:t>
+      </w:r>
+      <w:proofErr w:type="spellStart"/>
+      <w:r>
+        <w:t>geetha</w:t>
+      </w:r>
+      <w:proofErr w:type="spellEnd"/>
+      <w:r>
+        <w:t xml:space="preserve"> </w:t>
+      </w:r>
+      <w:proofErr w:type="spellStart"/>
+      <w:r>
+        <w:t>geetha</w:t>
+      </w:r>
+      <w:proofErr w:type="spellEnd"/>
+      <w:r>
+        <w:t xml:space="preserve"> 0 Oct 28 07:26 employee.csv</w:t>
+      </w:r>
+    </w:p>
+    <w:p>
+      <w:r>
+        <w:t>geetha@LAPTOP-0TBPBTEL:~/</w:t>
+      </w:r>
+      <w:proofErr w:type="spellStart"/>
+      <w:r>
+        <w:t>Linuxtraining</w:t>
+      </w:r>
+      <w:proofErr w:type="spellEnd"/>
+      <w:r>
+        <w:t>/</w:t>
+      </w:r>
+      <w:proofErr w:type="spellStart"/>
+      <w:r>
+        <w:t>FileCreationLab</w:t>
+      </w:r>
+      <w:proofErr w:type="spellEnd"/>
+      <w:r>
+        <w:t xml:space="preserve">$ </w:t>
+      </w:r>
+      <w:proofErr w:type="spellStart"/>
+      <w:r>
+        <w:t>wc</w:t>
+      </w:r>
+      <w:proofErr w:type="spellEnd"/>
+      <w:r>
+        <w:t xml:space="preserve"> -c employee.csv</w:t>
       </w:r>
     </w:p>
     <w:p>
@@ -1264,13 +2498,31 @@
     </w:p>
     <w:p>
       <w:r>
-        <w:t>geetha@LAPTOP-0TBPBTEL:~/Linuxtraining/FileCreationLab$ cat &gt; employee.csv &lt;&lt;'EOF'</w:t>
-      </w:r>
-    </w:p>
-    <w:p>
+        <w:t>geetha@LAPTOP-0TBPBTEL:~/</w:t>
+      </w:r>
+      <w:proofErr w:type="spellStart"/>
+      <w:r>
+        <w:t>Linuxtraining</w:t>
+      </w:r>
+      <w:proofErr w:type="spellEnd"/>
+      <w:r>
+        <w:t>/</w:t>
+      </w:r>
+      <w:proofErr w:type="spellStart"/>
+      <w:r>
+        <w:t>FileCreationLab</w:t>
+      </w:r>
+      <w:proofErr w:type="spellEnd"/>
+      <w:r>
+        <w:t>$ cat &gt; employee.csv &lt;&lt;'EOF'</w:t>
+      </w:r>
+    </w:p>
+    <w:p>
+      <w:proofErr w:type="spellStart"/>
       <w:r>
         <w:t>EmployeeID,EmployeeName,Department,Salary</w:t>
       </w:r>
+      <w:proofErr w:type="spellEnd"/>
     </w:p>
     <w:p>
       <w:r>
@@ -1304,13 +2556,31 @@
     </w:p>
     <w:p>
       <w:r>
-        <w:t>geetha@LAPTOP-0TBPBTEL:~/Linuxtraining/FileCreationLab$ cat employee.csv</w:t>
-      </w:r>
-    </w:p>
-    <w:p>
+        <w:t>geetha@LAPTOP-0TBPBTEL:~/</w:t>
+      </w:r>
+      <w:proofErr w:type="spellStart"/>
+      <w:r>
+        <w:t>Linuxtraining</w:t>
+      </w:r>
+      <w:proofErr w:type="spellEnd"/>
+      <w:r>
+        <w:t>/</w:t>
+      </w:r>
+      <w:proofErr w:type="spellStart"/>
+      <w:r>
+        <w:t>FileCreationLab</w:t>
+      </w:r>
+      <w:proofErr w:type="spellEnd"/>
+      <w:r>
+        <w:t>$ cat employee.csv</w:t>
+      </w:r>
+    </w:p>
+    <w:p>
+      <w:proofErr w:type="spellStart"/>
       <w:r>
         <w:t>EmployeeID,EmployeeName,Department,Salary</w:t>
       </w:r>
+      <w:proofErr w:type="spellEnd"/>
     </w:p>
     <w:p>
       <w:r>
@@ -1339,12 +2609,41 @@
     </w:p>
     <w:p>
       <w:r>
-        <w:t>geetha@LAPTOP-0TBPBTEL:~/Linuxtraining/FileCreationLab$ column -s, -t employee.csv</w:t>
-      </w:r>
-    </w:p>
-    <w:p>
-      <w:r>
-        <w:t>EmployeeID  EmployeeName   Department  Salary</w:t>
+        <w:t>geetha@LAPTOP-0TBPBTEL:~/</w:t>
+      </w:r>
+      <w:proofErr w:type="spellStart"/>
+      <w:r>
+        <w:t>Linuxtraining</w:t>
+      </w:r>
+      <w:proofErr w:type="spellEnd"/>
+      <w:r>
+        <w:t>/</w:t>
+      </w:r>
+      <w:proofErr w:type="spellStart"/>
+      <w:r>
+        <w:t>FileCreationLab</w:t>
+      </w:r>
+      <w:proofErr w:type="spellEnd"/>
+      <w:r>
+        <w:t>$ column -s, -t employee.csv</w:t>
+      </w:r>
+    </w:p>
+    <w:p>
+      <w:proofErr w:type="spellStart"/>
+      <w:r>
+        <w:t>EmployeeID</w:t>
+      </w:r>
+      <w:proofErr w:type="spellEnd"/>
+      <w:r>
+        <w:t xml:space="preserve">  </w:t>
+      </w:r>
+      <w:proofErr w:type="spellStart"/>
+      <w:r>
+        <w:t>EmployeeName</w:t>
+      </w:r>
+      <w:proofErr w:type="spellEnd"/>
+      <w:r>
+        <w:t xml:space="preserve">   Department  Salary</w:t>
       </w:r>
     </w:p>
     <w:p>
@@ -1375,12 +2674,41 @@
     </w:p>
     <w:p>
       <w:r>
-        <w:t>geetha@LAPTOP-0TBPBTEL:~/Linuxtraining/FileCreationLab$ column -s, -t -o ' | ' employee.csv</w:t>
-      </w:r>
-    </w:p>
-    <w:p>
-      <w:r>
-        <w:t>EmployeeID | EmployeeName  | Department | Salary</w:t>
+        <w:t>geetha@LAPTOP-0TBPBTEL:~/</w:t>
+      </w:r>
+      <w:proofErr w:type="spellStart"/>
+      <w:r>
+        <w:t>Linuxtraining</w:t>
+      </w:r>
+      <w:proofErr w:type="spellEnd"/>
+      <w:r>
+        <w:t>/</w:t>
+      </w:r>
+      <w:proofErr w:type="spellStart"/>
+      <w:r>
+        <w:t>FileCreationLab</w:t>
+      </w:r>
+      <w:proofErr w:type="spellEnd"/>
+      <w:r>
+        <w:t>$ column -s, -t -o ' | ' employee.csv</w:t>
+      </w:r>
+    </w:p>
+    <w:p>
+      <w:proofErr w:type="spellStart"/>
+      <w:r>
+        <w:t>EmployeeID</w:t>
+      </w:r>
+      <w:proofErr w:type="spellEnd"/>
+      <w:r>
+        <w:t xml:space="preserve"> | </w:t>
+      </w:r>
+      <w:proofErr w:type="spellStart"/>
+      <w:r>
+        <w:t>EmployeeName</w:t>
+      </w:r>
+      <w:proofErr w:type="spellEnd"/>
+      <w:r>
+        <w:t xml:space="preserve">  | Department | Salary</w:t>
       </w:r>
     </w:p>
     <w:p>
@@ -1410,7 +2738,283 @@
     </w:p>
     <w:p>
       <w:r>
-        <w:t>geetha@LAPTOP-0TBPBTEL:~/Linuxtraining/FileCreationLab$</w:t>
+        <w:t>geetha@LAPTOP-0TBPBTEL:~/</w:t>
+      </w:r>
+      <w:proofErr w:type="spellStart"/>
+      <w:r>
+        <w:t>Linuxtraining</w:t>
+      </w:r>
+      <w:proofErr w:type="spellEnd"/>
+      <w:r>
+        <w:t>/</w:t>
+      </w:r>
+      <w:proofErr w:type="spellStart"/>
+      <w:r>
+        <w:t>FileCreationLab</w:t>
+      </w:r>
+      <w:proofErr w:type="spellEnd"/>
+      <w:r>
+        <w:t>$</w:t>
+      </w:r>
+    </w:p>
+    <w:p/>
+    <w:p>
+      <w:r>
+        <w:t>cat &gt; employee1.csv &lt;&lt;'EOF'</w:t>
+      </w:r>
+    </w:p>
+    <w:p>
+      <w:r>
+        <w:t xml:space="preserve">ID, Name, </w:t>
+      </w:r>
+      <w:proofErr w:type="spellStart"/>
+      <w:r>
+        <w:t>Department,Salary</w:t>
+      </w:r>
+      <w:proofErr w:type="spellEnd"/>
+    </w:p>
+    <w:p>
+      <w:r>
+        <w:t>101,Geetha,Training,60000</w:t>
+      </w:r>
+    </w:p>
+    <w:p>
+      <w:r>
+        <w:t>102,Neha,HR,50000</w:t>
+      </w:r>
+    </w:p>
+    <w:p>
+      <w:r>
+        <w:t>103,Ravi,IT,65000</w:t>
+      </w:r>
+    </w:p>
+    <w:p>
+      <w:r>
+        <w:t>104,Jatin,Finance,55000</w:t>
+      </w:r>
+    </w:p>
+    <w:p>
+      <w:r>
+        <w:t>105,Bharath,IT,456665</w:t>
+      </w:r>
+    </w:p>
+    <w:p>
+      <w:r>
+        <w:t>106,Arun,IT,58000</w:t>
+      </w:r>
+    </w:p>
+    <w:p>
+      <w:r>
+        <w:t>107,Priya,HR,52000</w:t>
+      </w:r>
+    </w:p>
+    <w:p>
+      <w:r>
+        <w:t>108,Kumar,Finance,62000</w:t>
+      </w:r>
+    </w:p>
+    <w:p>
+      <w:r>
+        <w:t>109,Divya,Training,57000</w:t>
+      </w:r>
+    </w:p>
+    <w:p>
+      <w:r>
+        <w:t>110,Suresh,IT,68000</w:t>
+      </w:r>
+    </w:p>
+    <w:p>
+      <w:r>
+        <w:t>111,Anitha,HR,49000</w:t>
+      </w:r>
+    </w:p>
+    <w:p>
+      <w:r>
+        <w:t>112,Vijay,Finance,72000</w:t>
+      </w:r>
+    </w:p>
+    <w:p>
+      <w:r>
+        <w:t>113,Meena,Training,61000</w:t>
+      </w:r>
+    </w:p>
+    <w:p>
+      <w:r>
+        <w:t>114,Karthik,IT,75000</w:t>
+      </w:r>
+    </w:p>
+    <w:p>
+      <w:r>
+        <w:t>115,Lakshmi,HR,54000</w:t>
+      </w:r>
+    </w:p>
+    <w:p>
+      <w:r>
+        <w:t>EOF</w:t>
+      </w:r>
+    </w:p>
+    <w:p/>
+    <w:p>
+      <w:r>
+        <w:t>cat employee1.csv</w:t>
+      </w:r>
+    </w:p>
+    <w:p>
+      <w:proofErr w:type="spellStart"/>
+      <w:r>
+        <w:t>ID,Name,Department,Salary</w:t>
+      </w:r>
+      <w:proofErr w:type="spellEnd"/>
+    </w:p>
+    <w:p>
+      <w:r>
+        <w:lastRenderedPageBreak/>
+        <w:t>101,Geetha,Training,60000</w:t>
+      </w:r>
+    </w:p>
+    <w:p>
+      <w:r>
+        <w:t>102,Neha,HR,50000</w:t>
+      </w:r>
+    </w:p>
+    <w:p>
+      <w:r>
+        <w:t xml:space="preserve">geetha@LAPTOP-0TBPBTEL:~/Linuxtraining/FileManagementLab/Company/Employees$ </w:t>
+      </w:r>
+      <w:proofErr w:type="spellStart"/>
+      <w:r>
+        <w:t>wc</w:t>
+      </w:r>
+      <w:proofErr w:type="spellEnd"/>
+      <w:r>
+        <w:t xml:space="preserve"> employee1.csv</w:t>
+      </w:r>
+    </w:p>
+    <w:p>
+      <w:r>
+        <w:t xml:space="preserve"> 3  3 70 employee1.csv</w:t>
+      </w:r>
+    </w:p>
+    <w:p>
+      <w:r>
+        <w:t>geetha@LAPTOP-0TBPBTEL:~/Linuxtraining/FileManagementLab/Company/Employees$ cat &gt; employee1.csv &lt;&lt;'EOF'</w:t>
+      </w:r>
+    </w:p>
+    <w:p>
+      <w:r>
+        <w:t xml:space="preserve">ID, Name, </w:t>
+      </w:r>
+      <w:proofErr w:type="spellStart"/>
+      <w:r>
+        <w:t>Department,Salary</w:t>
+      </w:r>
+      <w:proofErr w:type="spellEnd"/>
+    </w:p>
+    <w:p>
+      <w:r>
+        <w:t>101,Geetha,Training,60000</w:t>
+      </w:r>
+    </w:p>
+    <w:p>
+      <w:r>
+        <w:t>EOF</w:t>
+      </w:r>
+    </w:p>
+    <w:p>
+      <w:r>
+        <w:t>geetha@LAPTOP-0TBPBTEL:~/Linuxtraining/FileManagementLab/Company/Employees$ cat employee1.csv</w:t>
+      </w:r>
+    </w:p>
+    <w:p>
+      <w:r>
+        <w:t xml:space="preserve">ID, Name, </w:t>
+      </w:r>
+      <w:proofErr w:type="spellStart"/>
+      <w:r>
+        <w:t>Department,Salary</w:t>
+      </w:r>
+      <w:proofErr w:type="spellEnd"/>
+    </w:p>
+    <w:p>
+      <w:r>
+        <w:t>101,Geetha,Training,60000</w:t>
+      </w:r>
+    </w:p>
+    <w:p>
+      <w:r>
+        <w:t xml:space="preserve">geetha@LAPTOP-0TBPBTEL:~/Linuxtraining/FileManagementLab/Company/Employees$ </w:t>
+      </w:r>
+      <w:proofErr w:type="spellStart"/>
+      <w:r>
+        <w:t>wc</w:t>
+      </w:r>
+      <w:proofErr w:type="spellEnd"/>
+      <w:r>
+        <w:t xml:space="preserve"> employee1.csv</w:t>
+      </w:r>
+    </w:p>
+    <w:p>
+      <w:r>
+        <w:t xml:space="preserve"> 2  4 54 employee1.csv</w:t>
+      </w:r>
+    </w:p>
+    <w:p>
+      <w:r>
+        <w:t xml:space="preserve">geetha@LAPTOP-0TBPBTEL:~/Linuxtraining/FileManagementLab/Company/Employees$ </w:t>
+      </w:r>
+      <w:proofErr w:type="spellStart"/>
+      <w:r>
+        <w:t>wc</w:t>
+      </w:r>
+      <w:proofErr w:type="spellEnd"/>
+      <w:r>
+        <w:t xml:space="preserve"> -l employee1.csv</w:t>
+      </w:r>
+    </w:p>
+    <w:p>
+      <w:r>
+        <w:t>2 employee1.csv</w:t>
+      </w:r>
+    </w:p>
+    <w:p>
+      <w:r>
+        <w:t xml:space="preserve">geetha@LAPTOP-0TBPBTEL:~/Linuxtraining/FileManagementLab/Company/Employees$ </w:t>
+      </w:r>
+      <w:proofErr w:type="spellStart"/>
+      <w:r>
+        <w:t>wc</w:t>
+      </w:r>
+      <w:proofErr w:type="spellEnd"/>
+      <w:r>
+        <w:t xml:space="preserve"> -l employees.csv</w:t>
+      </w:r>
+    </w:p>
+    <w:p>
+      <w:r>
+        <w:t>16 employees.csv</w:t>
+      </w:r>
+    </w:p>
+    <w:p>
+      <w:r>
+        <w:t xml:space="preserve">geetha@LAPTOP-0TBPBTEL:~/Linuxtraining/FileManagementLab/Company/Employees$ tail -n +2 employees.csv | </w:t>
+      </w:r>
+      <w:proofErr w:type="spellStart"/>
+      <w:r>
+        <w:t>wc</w:t>
+      </w:r>
+      <w:proofErr w:type="spellEnd"/>
+      <w:r>
+        <w:t xml:space="preserve"> -l</w:t>
+      </w:r>
+    </w:p>
+    <w:p>
+      <w:r>
+        <w:t>15</w:t>
+      </w:r>
+    </w:p>
+    <w:p>
+      <w:r>
+        <w:t>geetha@LAPTOP-0TBPBTEL:~/Linuxtraining/FileManagementLab/Company/Employees$</w:t>
       </w:r>
     </w:p>
     <w:sectPr>
@@ -2026,6 +3630,7 @@
   <w:style w:type="character" w:default="1" w:styleId="DefaultParagraphFont">
     <w:name w:val="Default Paragraph Font"/>
     <w:uiPriority w:val="1"/>
+    <w:semiHidden/>
     <w:unhideWhenUsed/>
   </w:style>
   <w:style w:type="table" w:default="1" w:styleId="TableNormal">
